--- a/Group Assignment 1.docx
+++ b/Group Assignment 1.docx
@@ -112,6 +112,17 @@
         </w:rPr>
         <w:t>S400512</w:t>
       </w:r>
+      <w:r>
+        <w:rPr>
+          <w:rFonts w:ascii="Menlo" w:eastAsia="Times New Roman" w:hAnsi="Menlo" w:cs="Menlo"/>
+          <w:color w:val="6A9955"/>
+          <w:kern w:val="0"/>
+          <w:sz w:val="18"/>
+          <w:szCs w:val="18"/>
+          <w14:ligatures w14:val="none"/>
+        </w:rPr>
+        <w:t xml:space="preserve"> (Solved question no. 3)</w:t>
+      </w:r>
     </w:p>
     <w:p>
       <w:pPr>
@@ -137,6 +148,50 @@
         </w:rPr>
         <w:t>Kiran Subedi - S400572</w:t>
       </w:r>
+      <w:r>
+        <w:rPr>
+          <w:rFonts w:ascii="Menlo" w:eastAsia="Times New Roman" w:hAnsi="Menlo" w:cs="Menlo"/>
+          <w:color w:val="6A9955"/>
+          <w:kern w:val="0"/>
+          <w:sz w:val="18"/>
+          <w:szCs w:val="18"/>
+          <w14:ligatures w14:val="none"/>
+        </w:rPr>
+        <w:t xml:space="preserve">. </w:t>
+      </w:r>
+      <w:r>
+        <w:rPr>
+          <w:rFonts w:ascii="Menlo" w:eastAsia="Times New Roman" w:hAnsi="Menlo" w:cs="Menlo"/>
+          <w:color w:val="6A9955"/>
+          <w:kern w:val="0"/>
+          <w:sz w:val="18"/>
+          <w:szCs w:val="18"/>
+          <w14:ligatures w14:val="none"/>
+        </w:rPr>
+        <w:t xml:space="preserve">(Solved question no. </w:t>
+      </w:r>
+      <w:r>
+        <w:rPr>
+          <w:rFonts w:ascii="Menlo" w:eastAsia="Times New Roman" w:hAnsi="Menlo" w:cs="Menlo"/>
+          <w:color w:val="6A9955"/>
+          <w:kern w:val="0"/>
+          <w:sz w:val="18"/>
+          <w:szCs w:val="18"/>
+          <w14:ligatures w14:val="none"/>
+        </w:rPr>
+        <w:t>4</w:t>
+      </w:r>
+      <w:r>
+        <w:rPr>
+          <w:rFonts w:ascii="Menlo" w:eastAsia="Times New Roman" w:hAnsi="Menlo" w:cs="Menlo"/>
+          <w:color w:val="6A9955"/>
+          <w:kern w:val="0"/>
+          <w:sz w:val="18"/>
+          <w:szCs w:val="18"/>
+          <w14:ligatures w14:val="none"/>
+        </w:rPr>
+        <w:t>)</w:t>
+      </w:r>
     </w:p>
     <w:p>
       <w:pPr>
@@ -184,6 +239,50 @@
         </w:rPr>
         <w:t>- S401346</w:t>
       </w:r>
+      <w:r>
+        <w:rPr>
+          <w:rFonts w:ascii="Menlo" w:eastAsia="Times New Roman" w:hAnsi="Menlo" w:cs="Menlo"/>
+          <w:color w:val="6A9955"/>
+          <w:kern w:val="0"/>
+          <w:sz w:val="18"/>
+          <w:szCs w:val="18"/>
+          <w14:ligatures w14:val="none"/>
+        </w:rPr>
+        <w:t xml:space="preserve"> </w:t>
+      </w:r>
+      <w:r>
+        <w:rPr>
+          <w:rFonts w:ascii="Menlo" w:eastAsia="Times New Roman" w:hAnsi="Menlo" w:cs="Menlo"/>
+          <w:color w:val="6A9955"/>
+          <w:kern w:val="0"/>
+          <w:sz w:val="18"/>
+          <w:szCs w:val="18"/>
+          <w14:ligatures w14:val="none"/>
+        </w:rPr>
+        <w:t xml:space="preserve">(Solved question no. </w:t>
+      </w:r>
+      <w:r>
+        <w:rPr>
+          <w:rFonts w:ascii="Menlo" w:eastAsia="Times New Roman" w:hAnsi="Menlo" w:cs="Menlo"/>
+          <w:color w:val="6A9955"/>
+          <w:kern w:val="0"/>
+          <w:sz w:val="18"/>
+          <w:szCs w:val="18"/>
+          <w14:ligatures w14:val="none"/>
+        </w:rPr>
+        <w:t>1</w:t>
+      </w:r>
+      <w:r>
+        <w:rPr>
+          <w:rFonts w:ascii="Menlo" w:eastAsia="Times New Roman" w:hAnsi="Menlo" w:cs="Menlo"/>
+          <w:color w:val="6A9955"/>
+          <w:kern w:val="0"/>
+          <w:sz w:val="18"/>
+          <w:szCs w:val="18"/>
+          <w14:ligatures w14:val="none"/>
+        </w:rPr>
+        <w:t>)</w:t>
+      </w:r>
     </w:p>
     <w:p>
       <w:pPr>
@@ -208,6 +307,39 @@
           <w14:ligatures w14:val="none"/>
         </w:rPr>
         <w:t>Rajib Sadaula - S399118</w:t>
+      </w:r>
+      <w:r>
+        <w:rPr>
+          <w:rFonts w:ascii="Menlo" w:eastAsia="Times New Roman" w:hAnsi="Menlo" w:cs="Menlo"/>
+          <w:color w:val="6A9955"/>
+          <w:kern w:val="0"/>
+          <w:sz w:val="18"/>
+          <w:szCs w:val="18"/>
+          <w14:ligatures w14:val="none"/>
+        </w:rPr>
+        <w:t xml:space="preserve"> </w:t>
+      </w:r>
+      <w:r>
+        <w:rPr>
+          <w:rFonts w:ascii="Menlo" w:eastAsia="Times New Roman" w:hAnsi="Menlo" w:cs="Menlo"/>
+          <w:color w:val="6A9955"/>
+          <w:kern w:val="0"/>
+          <w:sz w:val="18"/>
+          <w:szCs w:val="18"/>
+          <w14:ligatures w14:val="none"/>
+        </w:rPr>
+        <w:t xml:space="preserve">(Solved question no. </w:t>
+      </w:r>
+      <w:r>
+        <w:rPr>
+          <w:rFonts w:ascii="Menlo" w:eastAsia="Times New Roman" w:hAnsi="Menlo" w:cs="Menlo"/>
+          <w:color w:val="6A9955"/>
+          <w:kern w:val="0"/>
+          <w:sz w:val="18"/>
+          <w:szCs w:val="18"/>
+          <w14:ligatures w14:val="none"/>
+        </w:rPr>
+        <w:t>2)</w:t>
       </w:r>
     </w:p>
     <w:p/>
